--- a/AuraMed-ProjectDetails.docx
+++ b/AuraMed-ProjectDetails.docx
@@ -12,7 +12,6 @@
           <w:szCs w:val="28"/>
         </w:rPr>
       </w:pPr>
-      <w:proofErr w:type="spellStart"/>
       <w:r>
         <w:rPr>
           <w:b/>
@@ -20,9 +19,8 @@
           <w:sz w:val="28"/>
           <w:szCs w:val="28"/>
         </w:rPr>
-        <w:t>AuraMed</w:t>
-      </w:r>
-      <w:proofErr w:type="spellEnd"/>
+        <w:t>“</w:t>
+      </w:r>
       <w:r>
         <w:rPr>
           <w:b/>
@@ -30,7 +28,45 @@
           <w:sz w:val="28"/>
           <w:szCs w:val="28"/>
         </w:rPr>
+        <w:t>AuraMed</w:t>
+      </w:r>
+      <w:r>
+        <w:rPr>
+          <w:b/>
+          <w:bCs/>
+          <w:sz w:val="28"/>
+          <w:szCs w:val="28"/>
+        </w:rPr>
         <w:t xml:space="preserve"> – An AI Powered Multi-Agent Clinical Scribe Assistant</w:t>
+      </w:r>
+      <w:r>
+        <w:rPr>
+          <w:b/>
+          <w:bCs/>
+          <w:sz w:val="28"/>
+          <w:szCs w:val="28"/>
+        </w:rPr>
+        <w:t>”</w:t>
+      </w:r>
+      <w:r>
+        <w:rPr>
+          <w:b/>
+          <w:bCs/>
+          <w:sz w:val="28"/>
+          <w:szCs w:val="28"/>
+        </w:rPr>
+        <w:br/>
+        <w:t>(Nazia Sadiq, AI &amp; DS batch 10, SMIT)</w:t>
+      </w:r>
+      <w:r>
+        <w:rPr>
+          <w:b/>
+          <w:bCs/>
+          <w:sz w:val="28"/>
+          <w:szCs w:val="28"/>
+        </w:rPr>
+        <w:br/>
+        <w:t>(Submission Document for Mini Hackathon/Final Project)</w:t>
       </w:r>
     </w:p>
     <w:p>
@@ -132,15 +168,7 @@
         <w:t>Sequential Multi-Agent Verification:</w:t>
       </w:r>
       <w:r>
-        <w:t xml:space="preserve"> Unlike simple transcription tools, </w:t>
-      </w:r>
-      <w:proofErr w:type="spellStart"/>
-      <w:r>
-        <w:t>AuraMed</w:t>
-      </w:r>
-      <w:proofErr w:type="spellEnd"/>
-      <w:r>
-        <w:t xml:space="preserve"> uses a "Chain of Reasoning" where a second Safety Agent audits the first Scribe Agent's work, providing a double-check on prescriptions and diagnoses.</w:t>
+        <w:t xml:space="preserve"> Unlike simple transcription tools, AuraMed uses a "Chain of Reasoning" where a second Safety Agent audits the first Scribe Agent's work, providing a double-check on prescriptions and diagnoses.</w:t>
       </w:r>
     </w:p>
     <w:p>
@@ -249,15 +277,7 @@
         <w:t>LLM Engine:</w:t>
       </w:r>
       <w:r>
-        <w:t xml:space="preserve"> </w:t>
-      </w:r>
-      <w:proofErr w:type="spellStart"/>
-      <w:r>
-        <w:t>Groq</w:t>
-      </w:r>
-      <w:proofErr w:type="spellEnd"/>
-      <w:r>
-        <w:t xml:space="preserve"> API using llama-3.3-70b-versatile for its high intelligence and unprecedented tokens-per-second throughput.</w:t>
+        <w:t xml:space="preserve"> Groq API using llama-3.3-70b-versatile for its high intelligence and unprecedented tokens-per-second throughput.</w:t>
       </w:r>
     </w:p>
     <w:p>
@@ -295,15 +315,7 @@
         <w:t>Deployment:</w:t>
       </w:r>
       <w:r>
-        <w:t xml:space="preserve"> Containerized via </w:t>
-      </w:r>
-      <w:proofErr w:type="spellStart"/>
-      <w:r>
-        <w:t>Streamlit</w:t>
-      </w:r>
-      <w:proofErr w:type="spellEnd"/>
-      <w:r>
-        <w:t xml:space="preserve"> and hosted on </w:t>
+        <w:t xml:space="preserve"> Containerized via Streamlit and hosted on </w:t>
       </w:r>
       <w:r>
         <w:rPr>
@@ -335,6 +347,7 @@
           <w:b/>
           <w:bCs/>
         </w:rPr>
+        <w:lastRenderedPageBreak/>
         <w:t>4. UI/UX Description</w:t>
       </w:r>
     </w:p>
@@ -369,7 +382,6 @@
           <w:b/>
           <w:bCs/>
         </w:rPr>
-        <w:lastRenderedPageBreak/>
         <w:t>Left Pane (Input):</w:t>
       </w:r>
       <w:r>
@@ -481,15 +493,7 @@
         <w:t>Accuracy:</w:t>
       </w:r>
       <w:r>
-        <w:t xml:space="preserve"> Using 70B parameter models via </w:t>
-      </w:r>
-      <w:proofErr w:type="spellStart"/>
-      <w:r>
-        <w:t>Groq</w:t>
-      </w:r>
-      <w:proofErr w:type="spellEnd"/>
-      <w:r>
-        <w:t xml:space="preserve"> allows for deep medical reasoning that smaller, local models struggle to achieve.</w:t>
+        <w:t xml:space="preserve"> Using 70B parameter models via Groq allows for deep medical reasoning that smaller, local models struggle to achieve.</w:t>
       </w:r>
     </w:p>
     <w:p>
@@ -508,15 +512,7 @@
         <w:t>Conclusion:</w:t>
       </w:r>
       <w:r>
-        <w:t xml:space="preserve"> </w:t>
-      </w:r>
-      <w:proofErr w:type="spellStart"/>
-      <w:r>
-        <w:t>AuraMed</w:t>
-      </w:r>
-      <w:proofErr w:type="spellEnd"/>
-      <w:r>
-        <w:t xml:space="preserve"> proves that high-speed Agentic AI can move documentation from a "clerical chore" to a "clinical safety net."</w:t>
+        <w:t xml:space="preserve"> AuraMed proves that high-speed Agentic AI can move documentation from a "clerical chore" to a "clinical safety net."</w:t>
       </w:r>
     </w:p>
     <w:p/>
@@ -1746,6 +1742,7 @@
   <w:style w:type="character" w:default="1" w:styleId="DefaultParagraphFont">
     <w:name w:val="Default Paragraph Font"/>
     <w:uiPriority w:val="1"/>
+    <w:semiHidden/>
     <w:unhideWhenUsed/>
   </w:style>
   <w:style w:type="table" w:default="1" w:styleId="TableNormal">
